--- a/Formula for linear layer.docx
+++ b/Formula for linear layer.docx
@@ -6,7 +6,6 @@
       <w:pPr>
         <w:pStyle w:val="1"/>
         <w:rPr>
-          <w:rFonts w:hint="eastAsia"/>
           <w:lang w:eastAsia="zh-CN"/>
         </w:rPr>
       </w:pPr>
@@ -4116,19 +4115,21 @@
             </w:rPr>
             <m:t>×</m:t>
           </m:r>
-          <m:sSup>
-            <m:sSupPr>
-              <m:ctrlPr>
-                <w:rPr>
-                  <w:rFonts w:ascii="Cambria Math" w:eastAsia="DengXian" w:hAnsi="Cambria Math"/>
-                  <w:i/>
-                  <w:lang w:eastAsia="zh-CN"/>
-                </w:rPr>
-              </m:ctrlPr>
-            </m:sSupPr>
-            <m:e>
-              <m:d>
-                <m:dPr>
+          <m:d>
+            <m:dPr>
+              <m:begChr m:val="⌈"/>
+              <m:endChr m:val="⌉"/>
+              <m:ctrlPr>
+                <w:rPr>
+                  <w:rFonts w:ascii="Cambria Math" w:eastAsia="DengXian" w:hAnsi="Cambria Math"/>
+                  <w:i/>
+                  <w:lang w:eastAsia="zh-CN"/>
+                </w:rPr>
+              </m:ctrlPr>
+            </m:dPr>
+            <m:e>
+              <m:f>
+                <m:fPr>
                   <m:ctrlPr>
                     <w:rPr>
                       <w:rFonts w:ascii="Cambria Math" w:eastAsia="DengXian" w:hAnsi="Cambria Math"/>
@@ -4136,65 +4137,28 @@
                       <w:lang w:eastAsia="zh-CN"/>
                     </w:rPr>
                   </m:ctrlPr>
-                </m:dPr>
-                <m:e>
-                  <m:d>
-                    <m:dPr>
-                      <m:begChr m:val="⌈"/>
-                      <m:endChr m:val="⌉"/>
-                      <m:ctrlPr>
-                        <w:rPr>
-                          <w:rFonts w:ascii="Cambria Math" w:eastAsia="DengXian" w:hAnsi="Cambria Math"/>
-                          <w:i/>
-                          <w:lang w:eastAsia="zh-CN"/>
-                        </w:rPr>
-                      </m:ctrlPr>
-                    </m:dPr>
-                    <m:e>
-                      <m:f>
-                        <m:fPr>
-                          <m:ctrlPr>
-                            <w:rPr>
-                              <w:rFonts w:ascii="Cambria Math" w:eastAsia="DengXian" w:hAnsi="Cambria Math"/>
-                              <w:i/>
-                              <w:lang w:eastAsia="zh-CN"/>
-                            </w:rPr>
-                          </m:ctrlPr>
-                        </m:fPr>
-                        <m:num>
-                          <m:r>
-                            <w:rPr>
-                              <w:rFonts w:ascii="Cambria Math" w:eastAsia="DengXian" w:hAnsi="Cambria Math"/>
-                              <w:lang w:eastAsia="zh-CN"/>
-                            </w:rPr>
-                            <m:t>K</m:t>
-                          </m:r>
-                        </m:num>
-                        <m:den>
-                          <m:r>
-                            <w:rPr>
-                              <w:rFonts w:ascii="Cambria Math" w:eastAsia="DengXian" w:hAnsi="Cambria Math"/>
-                              <w:lang w:eastAsia="zh-CN"/>
-                            </w:rPr>
-                            <m:t>tk</m:t>
-                          </m:r>
-                        </m:den>
-                      </m:f>
-                    </m:e>
-                  </m:d>
-                </m:e>
-              </m:d>
-            </m:e>
-            <m:sup>
-              <m:r>
-                <w:rPr>
-                  <w:rFonts w:ascii="Cambria Math" w:eastAsia="DengXian" w:hAnsi="Cambria Math"/>
-                  <w:lang w:eastAsia="zh-CN"/>
-                </w:rPr>
-                <m:t>2</m:t>
-              </m:r>
-            </m:sup>
-          </m:sSup>
+                </m:fPr>
+                <m:num>
+                  <m:r>
+                    <w:rPr>
+                      <w:rFonts w:ascii="Cambria Math" w:eastAsia="DengXian" w:hAnsi="Cambria Math"/>
+                      <w:lang w:eastAsia="zh-CN"/>
+                    </w:rPr>
+                    <m:t>K</m:t>
+                  </m:r>
+                </m:num>
+                <m:den>
+                  <m:r>
+                    <w:rPr>
+                      <w:rFonts w:ascii="Cambria Math" w:eastAsia="DengXian" w:hAnsi="Cambria Math"/>
+                      <w:lang w:eastAsia="zh-CN"/>
+                    </w:rPr>
+                    <m:t>tk</m:t>
+                  </m:r>
+                </m:den>
+              </m:f>
+            </m:e>
+          </m:d>
           <m:r>
             <w:rPr>
               <w:rFonts w:ascii="Cambria Math" w:eastAsia="DengXian" w:hAnsi="Cambria Math"/>
@@ -5713,7 +5677,7 @@
     <w:p>
       <w:pPr>
         <w:rPr>
-          <w:rFonts w:eastAsia="DengXian" w:hint="eastAsia"/>
+          <w:rFonts w:eastAsia="DengXian"/>
           <w:lang w:eastAsia="zh-CN"/>
         </w:rPr>
       </w:pPr>
@@ -8600,7 +8564,7 @@
     <w:p>
       <w:pPr>
         <w:rPr>
-          <w:rFonts w:eastAsia="DengXian" w:hint="eastAsia"/>
+          <w:rFonts w:eastAsia="DengXian"/>
           <w:lang w:eastAsia="zh-CN"/>
         </w:rPr>
       </w:pPr>
@@ -8627,7 +8591,6 @@
       <w:pPr>
         <w:pStyle w:val="1"/>
         <w:rPr>
-          <w:rFonts w:hint="eastAsia"/>
           <w:lang w:eastAsia="zh-CN"/>
         </w:rPr>
       </w:pPr>
@@ -8938,7 +8901,7 @@
           <w:lang w:eastAsia="zh-CN"/>
         </w:rPr>
         <w:drawing>
-          <wp:inline distT="0" distB="0" distL="0" distR="0" wp14:anchorId="5EF7E51A" wp14:editId="63C9193D">
+          <wp:inline distT="0" distB="0" distL="0" distR="0" wp14:anchorId="5EF7E51A" wp14:editId="1A004D01">
             <wp:extent cx="5271135" cy="3437255"/>
             <wp:effectExtent l="0" t="0" r="5715" b="0"/>
             <wp:docPr id="2121954812" name="圖片 5"/>

--- a/Formula for linear layer.docx
+++ b/Formula for linear layer.docx
@@ -8623,10 +8623,10 @@
           <w:lang w:eastAsia="zh-CN"/>
         </w:rPr>
         <w:drawing>
-          <wp:inline distT="0" distB="0" distL="0" distR="0" wp14:anchorId="23518235" wp14:editId="686DBDA2">
-            <wp:extent cx="5261610" cy="3335020"/>
+          <wp:inline distT="0" distB="0" distL="0" distR="0" wp14:anchorId="720E3477" wp14:editId="57A9F500">
+            <wp:extent cx="5266055" cy="3390900"/>
             <wp:effectExtent l="0" t="0" r="0" b="0"/>
-            <wp:docPr id="1134867518" name="圖片 3"/>
+            <wp:docPr id="450580998" name="圖片 1"/>
             <wp:cNvGraphicFramePr>
               <a:graphicFrameLocks xmlns:a="http://schemas.openxmlformats.org/drawingml/2006/main" noChangeAspect="1"/>
             </wp:cNvGraphicFramePr>
@@ -8634,7 +8634,7 @@
               <a:graphicData uri="http://schemas.openxmlformats.org/drawingml/2006/picture">
                 <pic:pic xmlns:pic="http://schemas.openxmlformats.org/drawingml/2006/picture">
                   <pic:nvPicPr>
-                    <pic:cNvPr id="0" name="Picture 3"/>
+                    <pic:cNvPr id="0" name="Picture 1"/>
                     <pic:cNvPicPr>
                       <a:picLocks noChangeAspect="1" noChangeArrowheads="1"/>
                     </pic:cNvPicPr>
@@ -8655,7 +8655,7 @@
                   <pic:spPr bwMode="auto">
                     <a:xfrm>
                       <a:off x="0" y="0"/>
-                      <a:ext cx="5261610" cy="3335020"/>
+                      <a:ext cx="5266055" cy="3390900"/>
                     </a:xfrm>
                     <a:prstGeom prst="rect">
                       <a:avLst/>
@@ -8693,215 +8693,8 @@
           <w:noProof/>
           <w:lang w:eastAsia="zh-CN"/>
         </w:rPr>
-        <mc:AlternateContent>
-          <mc:Choice Requires="wpi">
-            <w:drawing>
-              <wp:anchor distT="0" distB="0" distL="114300" distR="114300" simplePos="0" relativeHeight="251666432" behindDoc="0" locked="0" layoutInCell="1" allowOverlap="1" wp14:anchorId="17B33572" wp14:editId="22B5CE97">
-                <wp:simplePos x="0" y="0"/>
-                <wp:positionH relativeFrom="column">
-                  <wp:posOffset>1130300</wp:posOffset>
-                </wp:positionH>
-                <wp:positionV relativeFrom="paragraph">
-                  <wp:posOffset>2108835</wp:posOffset>
-                </wp:positionV>
-                <wp:extent cx="795655" cy="352830"/>
-                <wp:effectExtent l="57150" t="57150" r="23495" b="47625"/>
-                <wp:wrapNone/>
-                <wp:docPr id="1383682128" name="筆跡 8"/>
-                <wp:cNvGraphicFramePr/>
-                <a:graphic xmlns:a="http://schemas.openxmlformats.org/drawingml/2006/main">
-                  <a:graphicData uri="http://schemas.microsoft.com/office/word/2010/wordprocessingInk">
-                    <w14:contentPart bwMode="auto" r:id="rId8">
-                      <w14:nvContentPartPr>
-                        <w14:cNvContentPartPr/>
-                      </w14:nvContentPartPr>
-                      <w14:xfrm>
-                        <a:off x="0" y="0"/>
-                        <a:ext cx="795655" cy="352830"/>
-                      </w14:xfrm>
-                    </w14:contentPart>
-                  </a:graphicData>
-                </a:graphic>
-              </wp:anchor>
-            </w:drawing>
-          </mc:Choice>
-          <mc:Fallback>
-            <w:pict>
-              <v:shapetype w14:anchorId="58034614" id="_x0000_t75" coordsize="21600,21600" o:spt="75" o:preferrelative="t" path="m@4@5l@4@11@9@11@9@5xe" filled="f" stroked="f">
-                <v:stroke joinstyle="miter"/>
-                <v:formulas>
-                  <v:f eqn="if lineDrawn pixelLineWidth 0"/>
-                  <v:f eqn="sum @0 1 0"/>
-                  <v:f eqn="sum 0 0 @1"/>
-                  <v:f eqn="prod @2 1 2"/>
-                  <v:f eqn="prod @3 21600 pixelWidth"/>
-                  <v:f eqn="prod @3 21600 pixelHeight"/>
-                  <v:f eqn="sum @0 0 1"/>
-                  <v:f eqn="prod @6 1 2"/>
-                  <v:f eqn="prod @7 21600 pixelWidth"/>
-                  <v:f eqn="sum @8 21600 0"/>
-                  <v:f eqn="prod @7 21600 pixelHeight"/>
-                  <v:f eqn="sum @10 21600 0"/>
-                </v:formulas>
-                <v:path o:extrusionok="f" gradientshapeok="t" o:connecttype="rect"/>
-                <o:lock v:ext="edit" aspectratio="t"/>
-              </v:shapetype>
-              <v:shape id="筆跡 8" o:spid="_x0000_s1026" type="#_x0000_t75" style="position:absolute;margin-left:88.3pt;margin-top:165.35pt;width:64.05pt;height:29.2pt;z-index:251666432;visibility:visible;mso-wrap-style:square;mso-wrap-distance-left:9pt;mso-wrap-distance-top:0;mso-wrap-distance-right:9pt;mso-wrap-distance-bottom:0;mso-position-horizontal:absolute;mso-position-horizontal-relative:text;mso-position-vertical:absolute;mso-position-vertical-relative:text" o:gfxdata="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">
-                <v:imagedata r:id="rId9" o:title=""/>
-              </v:shape>
-            </w:pict>
-          </mc:Fallback>
-        </mc:AlternateContent>
-      </w:r>
-      <w:r>
-        <w:rPr>
-          <w:rFonts w:eastAsia="DengXian" w:hint="eastAsia"/>
-          <w:noProof/>
-          <w:lang w:eastAsia="zh-CN"/>
-        </w:rPr>
-        <mc:AlternateContent>
-          <mc:Choice Requires="wpi">
-            <w:drawing>
-              <wp:anchor distT="0" distB="0" distL="114300" distR="114300" simplePos="0" relativeHeight="251665408" behindDoc="0" locked="0" layoutInCell="1" allowOverlap="1" wp14:anchorId="47A49193" wp14:editId="178114CE">
-                <wp:simplePos x="0" y="0"/>
-                <wp:positionH relativeFrom="column">
-                  <wp:posOffset>1164211</wp:posOffset>
-                </wp:positionH>
-                <wp:positionV relativeFrom="paragraph">
-                  <wp:posOffset>648289</wp:posOffset>
-                </wp:positionV>
-                <wp:extent cx="249840" cy="325440"/>
-                <wp:effectExtent l="57150" t="57150" r="55245" b="55880"/>
-                <wp:wrapNone/>
-                <wp:docPr id="21075510" name="筆跡 7"/>
-                <wp:cNvGraphicFramePr/>
-                <a:graphic xmlns:a="http://schemas.openxmlformats.org/drawingml/2006/main">
-                  <a:graphicData uri="http://schemas.microsoft.com/office/word/2010/wordprocessingInk">
-                    <w14:contentPart bwMode="auto" r:id="rId10">
-                      <w14:nvContentPartPr>
-                        <w14:cNvContentPartPr/>
-                      </w14:nvContentPartPr>
-                      <w14:xfrm>
-                        <a:off x="0" y="0"/>
-                        <a:ext cx="249840" cy="325440"/>
-                      </w14:xfrm>
-                    </w14:contentPart>
-                  </a:graphicData>
-                </a:graphic>
-              </wp:anchor>
-            </w:drawing>
-          </mc:Choice>
-          <mc:Fallback>
-            <w:pict>
-              <v:shape w14:anchorId="2D26F87A" id="筆跡 7" o:spid="_x0000_s1026" type="#_x0000_t75" style="position:absolute;margin-left:90.95pt;margin-top:50.35pt;width:21.05pt;height:27.05pt;z-index:251665408;visibility:visible;mso-wrap-style:square;mso-wrap-distance-left:9pt;mso-wrap-distance-top:0;mso-wrap-distance-right:9pt;mso-wrap-distance-bottom:0;mso-position-horizontal:absolute;mso-position-horizontal-relative:text;mso-position-vertical:absolute;mso-position-vertical-relative:text" o:gfxdata="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">
-                <v:imagedata r:id="rId11" o:title=""/>
-              </v:shape>
-            </w:pict>
-          </mc:Fallback>
-        </mc:AlternateContent>
-      </w:r>
-      <w:r>
-        <w:rPr>
-          <w:rFonts w:eastAsia="DengXian" w:hint="eastAsia"/>
-          <w:noProof/>
-          <w:lang w:eastAsia="zh-CN"/>
-        </w:rPr>
-        <mc:AlternateContent>
-          <mc:Choice Requires="wpi">
-            <w:drawing>
-              <wp:anchor distT="0" distB="0" distL="114300" distR="114300" simplePos="0" relativeHeight="251660288" behindDoc="0" locked="0" layoutInCell="1" allowOverlap="1" wp14:anchorId="2F5FD170" wp14:editId="2A5C61A0">
-                <wp:simplePos x="0" y="0"/>
-                <wp:positionH relativeFrom="column">
-                  <wp:posOffset>1282291</wp:posOffset>
-                </wp:positionH>
-                <wp:positionV relativeFrom="paragraph">
-                  <wp:posOffset>1975249</wp:posOffset>
-                </wp:positionV>
-                <wp:extent cx="833040" cy="562680"/>
-                <wp:effectExtent l="57150" t="57150" r="5715" b="46990"/>
-                <wp:wrapNone/>
-                <wp:docPr id="1806871911" name="筆跡 2"/>
-                <wp:cNvGraphicFramePr/>
-                <a:graphic xmlns:a="http://schemas.openxmlformats.org/drawingml/2006/main">
-                  <a:graphicData uri="http://schemas.microsoft.com/office/word/2010/wordprocessingInk">
-                    <w14:contentPart bwMode="auto" r:id="rId12">
-                      <w14:nvContentPartPr>
-                        <w14:cNvContentPartPr/>
-                      </w14:nvContentPartPr>
-                      <w14:xfrm>
-                        <a:off x="0" y="0"/>
-                        <a:ext cx="833040" cy="562680"/>
-                      </w14:xfrm>
-                    </w14:contentPart>
-                  </a:graphicData>
-                </a:graphic>
-              </wp:anchor>
-            </w:drawing>
-          </mc:Choice>
-          <mc:Fallback>
-            <w:pict>
-              <v:shape w14:anchorId="528FA510" id="筆跡 2" o:spid="_x0000_s1026" type="#_x0000_t75" style="position:absolute;margin-left:100.25pt;margin-top:154.85pt;width:67.05pt;height:45.7pt;z-index:251660288;visibility:visible;mso-wrap-style:square;mso-wrap-distance-left:9pt;mso-wrap-distance-top:0;mso-wrap-distance-right:9pt;mso-wrap-distance-bottom:0;mso-position-horizontal:absolute;mso-position-horizontal-relative:text;mso-position-vertical:absolute;mso-position-vertical-relative:text" o:gfxdata="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">
-                <v:imagedata r:id="rId13" o:title=""/>
-              </v:shape>
-            </w:pict>
-          </mc:Fallback>
-        </mc:AlternateContent>
-      </w:r>
-      <w:r>
-        <w:rPr>
-          <w:rFonts w:eastAsia="DengXian" w:hint="eastAsia"/>
-          <w:noProof/>
-          <w:lang w:eastAsia="zh-CN"/>
-        </w:rPr>
-        <mc:AlternateContent>
-          <mc:Choice Requires="wpi">
-            <w:drawing>
-              <wp:anchor distT="0" distB="0" distL="114300" distR="114300" simplePos="0" relativeHeight="251659264" behindDoc="0" locked="0" layoutInCell="1" allowOverlap="1" wp14:anchorId="00DBB87C" wp14:editId="35D01688">
-                <wp:simplePos x="0" y="0"/>
-                <wp:positionH relativeFrom="column">
-                  <wp:posOffset>1438531</wp:posOffset>
-                </wp:positionH>
-                <wp:positionV relativeFrom="paragraph">
-                  <wp:posOffset>362449</wp:posOffset>
-                </wp:positionV>
-                <wp:extent cx="734400" cy="619200"/>
-                <wp:effectExtent l="57150" t="57150" r="46990" b="47625"/>
-                <wp:wrapNone/>
-                <wp:docPr id="1565474850" name="筆跡 1"/>
-                <wp:cNvGraphicFramePr/>
-                <a:graphic xmlns:a="http://schemas.openxmlformats.org/drawingml/2006/main">
-                  <a:graphicData uri="http://schemas.microsoft.com/office/word/2010/wordprocessingInk">
-                    <w14:contentPart bwMode="auto" r:id="rId14">
-                      <w14:nvContentPartPr>
-                        <w14:cNvContentPartPr/>
-                      </w14:nvContentPartPr>
-                      <w14:xfrm>
-                        <a:off x="0" y="0"/>
-                        <a:ext cx="734400" cy="619200"/>
-                      </w14:xfrm>
-                    </w14:contentPart>
-                  </a:graphicData>
-                </a:graphic>
-              </wp:anchor>
-            </w:drawing>
-          </mc:Choice>
-          <mc:Fallback>
-            <w:pict>
-              <v:shape w14:anchorId="0C27C677" id="筆跡 1" o:spid="_x0000_s1026" type="#_x0000_t75" style="position:absolute;margin-left:112.55pt;margin-top:27.85pt;width:59.25pt;height:50.15pt;z-index:251659264;visibility:visible;mso-wrap-style:square;mso-wrap-distance-left:9pt;mso-wrap-distance-top:0;mso-wrap-distance-right:9pt;mso-wrap-distance-bottom:0;mso-position-horizontal:absolute;mso-position-horizontal-relative:text;mso-position-vertical:absolute;mso-position-vertical-relative:text" o:gfxdata="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">
-                <v:imagedata r:id="rId15" o:title=""/>
-              </v:shape>
-            </w:pict>
-          </mc:Fallback>
-        </mc:AlternateContent>
-      </w:r>
-      <w:r>
-        <w:rPr>
-          <w:rFonts w:eastAsia="DengXian" w:hint="eastAsia"/>
-          <w:noProof/>
-          <w:lang w:eastAsia="zh-CN"/>
-        </w:rPr>
         <w:drawing>
-          <wp:inline distT="0" distB="0" distL="0" distR="0" wp14:anchorId="5EF7E51A" wp14:editId="1A004D01">
+          <wp:inline distT="0" distB="0" distL="0" distR="0" wp14:anchorId="5EF7E51A" wp14:editId="673C6C84">
             <wp:extent cx="5271135" cy="3437255"/>
             <wp:effectExtent l="0" t="0" r="5715" b="0"/>
             <wp:docPr id="2121954812" name="圖片 5"/>
@@ -8918,7 +8711,7 @@
                     </pic:cNvPicPr>
                   </pic:nvPicPr>
                   <pic:blipFill>
-                    <a:blip r:embed="rId16" cstate="print">
+                    <a:blip r:embed="rId8" cstate="print">
                       <a:extLst>
                         <a:ext uri="{28A0092B-C50C-407E-A947-70E740481C1C}">
                           <a14:useLocalDpi xmlns:a14="http://schemas.microsoft.com/office/drawing/2010/main" val="0"/>
@@ -8982,7 +8775,7 @@
                     </pic:cNvPicPr>
                   </pic:nvPicPr>
                   <pic:blipFill>
-                    <a:blip r:embed="rId17" cstate="print">
+                    <a:blip r:embed="rId9" cstate="print">
                       <a:extLst>
                         <a:ext uri="{28A0092B-C50C-407E-A947-70E740481C1C}">
                           <a14:useLocalDpi xmlns:a14="http://schemas.microsoft.com/office/drawing/2010/main" val="0"/>
@@ -9037,7 +8830,7 @@
                     </pic:cNvPicPr>
                   </pic:nvPicPr>
                   <pic:blipFill>
-                    <a:blip r:embed="rId18" cstate="print">
+                    <a:blip r:embed="rId10" cstate="print">
                       <a:extLst>
                         <a:ext uri="{28A0092B-C50C-407E-A947-70E740481C1C}">
                           <a14:useLocalDpi xmlns:a14="http://schemas.microsoft.com/office/drawing/2010/main" val="0"/>
@@ -10780,121 +10573,6 @@
 </w:styles>
 </file>
 
-<file path=word/ink/ink1.xml><?xml version="1.0" encoding="utf-8"?>
-<inkml:ink xmlns:inkml="http://www.w3.org/2003/InkML">
-  <inkml:definitions>
-    <inkml:context xml:id="ctx0">
-      <inkml:inkSource xml:id="inkSrc0">
-        <inkml:traceFormat>
-          <inkml:channel name="X" type="integer" min="-2.14748E9" max="2.14748E9" units="cm"/>
-          <inkml:channel name="Y" type="integer" min="-2.14748E9" max="2.14748E9" units="cm"/>
-          <inkml:channel name="F" type="integer" max="32767" units="dev"/>
-        </inkml:traceFormat>
-        <inkml:channelProperties>
-          <inkml:channelProperty channel="X" name="resolution" value="1000" units="1/cm"/>
-          <inkml:channelProperty channel="Y" name="resolution" value="1000" units="1/cm"/>
-          <inkml:channelProperty channel="F" name="resolution" value="0" units="1/dev"/>
-        </inkml:channelProperties>
-      </inkml:inkSource>
-      <inkml:timestamp xml:id="ts0" timeString="2025-10-17T15:40:49.091"/>
-    </inkml:context>
-    <inkml:brush xml:id="br0">
-      <inkml:brushProperty name="width" value="0.05" units="cm"/>
-      <inkml:brushProperty name="height" value="0.05" units="cm"/>
-      <inkml:brushProperty name="color" value="#E71224"/>
-    </inkml:brush>
-  </inkml:definitions>
-  <inkml:trace contextRef="#ctx0" brushRef="#br0">1831 1 24575,'11'0'0,"22"-1"0,0 2 0,0 1 0,0 2 0,37 8 0,-61-9 0,0 0 0,0 0 0,-1 1 0,1 0 0,-1 0 0,0 1 0,0 0 0,9 8 0,-12-9 0,0 1 0,-1 1 0,1-1 0,-1 0 0,0 1 0,0 0 0,-1 0 0,0 0 0,0 0 0,0 1 0,-1-1 0,3 11 0,-4-8 0,1 0 0,-1 0 0,0 0 0,-1 0 0,0 0 0,0 0 0,-1 0 0,-1 0 0,1 0 0,-1 0 0,-4 9 0,2-6 0,-1 0 0,-1-1 0,0 1 0,-1-1 0,0 0 0,-1-1 0,-9 11 0,0-4 0,-1 0 0,-1-1 0,0-1 0,-1-1 0,0 0 0,-1-2 0,-40 18 0,12-11 0,0-3 0,-2-2 0,1-1 0,-2-4 0,-103 8 0,135-17 0,19-1 0,14 0 0,189-5 0,-83 4 0,170-24 0,-288 26 0,7-1 0,1 0 0,-1-1 0,1 0 0,-1 0 0,0-1 0,0 0 0,0 0 0,15-10 0,-23 13-41,0 0 0,1 0-1,-1 0 1,1-1-1,-1 1 1,1 0 0,-1 0-1,0-1 1,1 1 0,-1-1-1,0 1 1,1 0-1,-1-1 1,0 1 0,1 0-1,-1-1 1,0 1 0,0-1-1,0 1 1,1-1-1,-1 1 1,0-1 0,0 1-1,0-1 1,0 1 0,0-1-1,0 1 1,0-1-1,0 1 1,0-1 0,0 1-1,0-2 1</inkml:trace>
-  <inkml:trace contextRef="#ctx0" brushRef="#br0" timeOffset="785.56">10 191 24575,'70'-1'0,"75"2"0,-142 0 0,-1-1 0,1 1 0,0 0 0,0 0 0,-1 0 0,1 0 0,-1 0 0,1 1 0,-1-1 0,1 1 0,-1 0 0,0 0 0,0 0 0,0 0 0,0 0 0,0 0 0,0 0 0,0 1 0,-1-1 0,1 1 0,-1-1 0,0 1 0,0-1 0,0 1 0,1 4 0,2 7 0,0-1 0,-1 1 0,2 25 0,-5-29 0,1 1 0,-2-1 0,1 0 0,-2 0 0,1 1 0,-1-1 0,-1 0 0,1-1 0,-2 1 0,1 0 0,-2-1 0,1 0 0,-1 0 0,0 0 0,-1 0 0,0-1 0,-1 0 0,1 0 0,-10 7 0,-3 2 0,-1-1 0,-1-1 0,0-1 0,-1-1 0,-1 0 0,-36 13 0,35-15 0,15-7 0,12-5 0,55-15 0,1 2 0,112-12 0,-105 18 0,77-8 0,86-13 0,-229 29 1,3 0-115,0-1 0,-1 1 0,1-1 0,0 0 1,0 0-1,-1 0 0,1 0 0,0 0 0,-1 0 1,1-1-1,2-1 0</inkml:trace>
-  <inkml:trace contextRef="#ctx0" brushRef="#br0" timeOffset="1194.77">713 76 24575,'-5'12'0,"0"-1"0,0-1 0,-1 1 0,-1-1 0,0 0 0,-13 15 0,2-4 0,-95 110 0,69-83 0,2 1 0,-47 74 0,87-120 0,0 0 0,0 0 0,0 0 0,1 0 0,-1 1 0,1-1 0,0 0 0,0 1 0,0-1 0,0 7 0,1-8 0,1-1 0,-1 1 0,0 0 0,1-1 0,-1 1 0,1 0 0,0-1 0,0 1 0,-1-1 0,1 1 0,0-1 0,0 1 0,1-1 0,-1 0 0,0 0 0,0 1 0,1-1 0,-1 0 0,0 0 0,1 0 0,-1 0 0,1-1 0,-1 1 0,4 1 0,10 4 0,0 0 0,1-1 0,0 0 0,20 2 0,71 6 0,-101-12 0,61 3 0,0-4 0,0-2 0,0-3 0,0-3 0,-1-2 0,0-4 0,-1-3 0,66-26 0,-117 39 0,-1-2 0,0 0 0,-1 0 0,1-1 0,20-15 0,-30 19 0,0 0 0,0 0 0,0 0 0,-1 0 0,1 0 0,-1 0 0,1-1 0,-1 0 0,0 1 0,-1-1 0,1 0 0,-1 0 0,1 1 0,-1-1 0,0 0 0,-1-1 0,1 1 0,-1 0 0,1 0 0,-1 0 0,0 0 0,-1 0 0,-1-8 0,-5-12-1365,-2 2-5461</inkml:trace>
-  <inkml:trace contextRef="#ctx0" brushRef="#br0" timeOffset="1520.66">1015 202 24575,'-2'10'0,"-1"11"0,0 20 0,1 21 0,1 17 0,0 3 0,0 3 0,1 0 0,-2-4 0,-1-5 0,-2-16 0,0-15 0,1-14 0,1-11-8191</inkml:trace>
-</inkml:ink>
-</file>
-
-<file path=word/ink/ink2.xml><?xml version="1.0" encoding="utf-8"?>
-<inkml:ink xmlns:inkml="http://www.w3.org/2003/InkML">
-  <inkml:definitions>
-    <inkml:context xml:id="ctx0">
-      <inkml:inkSource xml:id="inkSrc0">
-        <inkml:traceFormat>
-          <inkml:channel name="X" type="integer" min="-2.14748E9" max="2.14748E9" units="cm"/>
-          <inkml:channel name="Y" type="integer" min="-2.14748E9" max="2.14748E9" units="cm"/>
-          <inkml:channel name="F" type="integer" max="32767" units="dev"/>
-        </inkml:traceFormat>
-        <inkml:channelProperties>
-          <inkml:channelProperty channel="X" name="resolution" value="1000" units="1/cm"/>
-          <inkml:channelProperty channel="Y" name="resolution" value="1000" units="1/cm"/>
-          <inkml:channelProperty channel="F" name="resolution" value="0" units="1/dev"/>
-        </inkml:channelProperties>
-      </inkml:inkSource>
-      <inkml:timestamp xml:id="ts0" timeString="2025-10-17T15:40:51.484"/>
-    </inkml:context>
-    <inkml:brush xml:id="br0">
-      <inkml:brushProperty name="width" value="0.05" units="cm"/>
-      <inkml:brushProperty name="height" value="0.05" units="cm"/>
-      <inkml:brushProperty name="color" value="#E71224"/>
-    </inkml:brush>
-  </inkml:definitions>
-  <inkml:trace contextRef="#ctx0" brushRef="#br0">356 538 24575,'0'0'0,"-1"0"0,0-1 0,0 1 0,0 0 0,1 0 0,-1 0 0,0 0 0,0 1 0,1-1 0,-1 0 0,0 0 0,0 0 0,0 1 0,1-1 0,-1 0 0,0 1 0,1-1 0,-1 0 0,0 1 0,1-1 0,-1 1 0,0-1 0,1 1 0,-1 0 0,1-1 0,-1 1 0,1-1 0,0 1 0,-1 0 0,1-1 0,-1 1 0,1 0 0,0 0 0,0-1 0,-1 1 0,1 0 0,0 0 0,0 0 0,0-1 0,0 1 0,0 0 0,0 0 0,0-1 0,0 2 0,2 4 0,-1 0 0,1 0 0,0 0 0,5 11 0,-6-15 0,14 26 0,2-1 0,0 0 0,2-1 0,1-1 0,1-1 0,1-1 0,1-1 0,1 0 0,44 29 0,-68-51 0,6 4 0,0 0 0,0 0 0,0-1 0,0 0 0,13 5 0,-18-8 0,0 0 0,1 0 0,-1 0 0,0 1 0,1-1 0,-1 0 0,0 0 0,1-1 0,-1 1 0,0 0 0,0 0 0,1-1 0,-1 1 0,0-1 0,0 1 0,1-1 0,-1 1 0,0-1 0,0 0 0,0 1 0,0-1 0,0 0 0,0 0 0,0 0 0,0 0 0,0 0 0,0 0 0,-1 0 0,1 0 0,0 0 0,-1 0 0,1-1 0,-1 1 0,1 0 0,-1 0 0,0-1 0,1-1 0,2-10 0,0-1 0,-1 0 0,0 0 0,-1 0 0,-1 0 0,0 0 0,-1 0 0,0 0 0,-6-25 0,-3-1 0,-2 1 0,-19-45 0,1 18 0,-2 1 0,-3 2 0,-3 1 0,-2 3 0,-54-63 0,86 113 0,-1-3 0,0 1 0,0 1 0,-1 0 0,-1 0 0,0 1 0,0 0 0,0 1 0,-22-11 0,31 18 0,-1 0 0,1 0 0,0 0 0,-1 1 0,1-1 0,-1 1 0,1 0 0,-1 0 0,1 0 0,-1 0 0,1 0 0,-1 0 0,1 1 0,-1-1 0,1 1 0,-1 0 0,1-1 0,0 1 0,-1 0 0,1 1 0,0-1 0,0 0 0,0 1 0,0-1 0,0 1 0,0-1 0,-3 5 0,-3 3 0,1 1 0,0-1 0,1 1 0,-8 18 0,8-16 0,-14 26 0,1 2 0,3 0 0,1 1 0,1 1 0,3 0 0,1 0 0,3 1 0,-3 47 0,9-58-1365,1-7-5461</inkml:trace>
-</inkml:ink>
-</file>
-
-<file path=word/ink/ink3.xml><?xml version="1.0" encoding="utf-8"?>
-<inkml:ink xmlns:inkml="http://www.w3.org/2003/InkML">
-  <inkml:definitions>
-    <inkml:context xml:id="ctx0">
-      <inkml:inkSource xml:id="inkSrc0">
-        <inkml:traceFormat>
-          <inkml:channel name="X" type="integer" min="-2.14748E9" max="2.14748E9" units="cm"/>
-          <inkml:channel name="Y" type="integer" min="-2.14748E9" max="2.14748E9" units="cm"/>
-          <inkml:channel name="F" type="integer" max="32767" units="dev"/>
-        </inkml:traceFormat>
-        <inkml:channelProperties>
-          <inkml:channelProperty channel="X" name="resolution" value="1000" units="1/cm"/>
-          <inkml:channelProperty channel="Y" name="resolution" value="1000" units="1/cm"/>
-          <inkml:channelProperty channel="F" name="resolution" value="0" units="1/dev"/>
-        </inkml:channelProperties>
-      </inkml:inkSource>
-      <inkml:timestamp xml:id="ts0" timeString="2025-10-17T15:40:23.515"/>
-    </inkml:context>
-    <inkml:brush xml:id="br0">
-      <inkml:brushProperty name="width" value="0.05" units="cm"/>
-      <inkml:brushProperty name="height" value="0.05" units="cm"/>
-      <inkml:brushProperty name="color" value="#E71224"/>
-    </inkml:brush>
-  </inkml:definitions>
-  <inkml:trace contextRef="#ctx0" brushRef="#br0">1751 1278 24575,'-114'3'0,"61"0"0,0-2 0,-78-9 0,64-5 0,0-2 0,0-3 0,2-4 0,0-2 0,2-2 0,1-4 0,-64-40 0,107 58 0,1 0 0,1-1 0,0-1 0,-20-21 0,31 28 0,0 0 0,0 0 0,1-1 0,0 0 0,1 0 0,0 0 0,0-1 0,0 1 0,1-1 0,1 0 0,-1 0 0,-1-16 0,3 5 0,2 0 0,0 1 0,1-1 0,0 0 0,2 1 0,0 0 0,2 0 0,0 0 0,1 0 0,14-25 0,3-3 0,3 2 0,55-72 0,-53 81 0,2 1 0,1 1 0,1 2 0,2 2 0,1 1 0,1 2 0,74-41 0,-73 49 0,0 2 0,1 1 0,0 3 0,1 1 0,1 1 0,-1 3 0,2 1 0,79-2 0,-78 9 0,1 1 0,0 3 0,-1 2 0,0 1 0,0 3 0,48 17 0,-70-20 0,0 2 0,-1 0 0,0 1 0,0 1 0,-1 1 0,-1 1 0,0 1 0,-1 0 0,0 1 0,-1 1 0,-1 0 0,0 1 0,23 37 0,-28-37 0,-1 1 0,0 0 0,-1 1 0,-1 0 0,-1 0 0,6 35 0,-10-43 0,-1 0 0,0 0 0,-1 0 0,0 0 0,-1 0 0,-1 0 0,1-1 0,-2 1 0,1 0 0,-1-1 0,-1 0 0,0 1 0,-1-1 0,-7 12 0,-4 3 0,-2-1 0,-1-1 0,0 0 0,-28 23 0,-99 72 0,46-50-274,-2-5-1,-138 63 1,-228 70-549,285-129 803,-346 78 0,373-119-137,139-24 147,0-1 0,1 0 0,-34-4 0,45 2 10,0 0 0,0 0 0,0-1 0,0 1 0,0-1 0,0 0 1,1 0-1,-1-1 0,1 0 0,-1 0 0,1 0 0,0 0 0,0 0 0,1-1 0,-1 0 0,-3-4 0,1-1-131,0 0-1,2-1 1,-1 1-1,1-1 1,0 0-1,1 0 1,-2-11-1,-12-82-5125</inkml:trace>
-</inkml:ink>
-</file>
-
-<file path=word/ink/ink4.xml><?xml version="1.0" encoding="utf-8"?>
-<inkml:ink xmlns:inkml="http://www.w3.org/2003/InkML">
-  <inkml:definitions>
-    <inkml:context xml:id="ctx0">
-      <inkml:inkSource xml:id="inkSrc0">
-        <inkml:traceFormat>
-          <inkml:channel name="X" type="integer" min="-2.14748E9" max="2.14748E9" units="cm"/>
-          <inkml:channel name="Y" type="integer" min="-2.14748E9" max="2.14748E9" units="cm"/>
-          <inkml:channel name="F" type="integer" max="32767" units="dev"/>
-        </inkml:traceFormat>
-        <inkml:channelProperties>
-          <inkml:channelProperty channel="X" name="resolution" value="1000" units="1/cm"/>
-          <inkml:channelProperty channel="Y" name="resolution" value="1000" units="1/cm"/>
-          <inkml:channelProperty channel="F" name="resolution" value="0" units="1/dev"/>
-        </inkml:channelProperties>
-      </inkml:inkSource>
-      <inkml:timestamp xml:id="ts0" timeString="2025-10-17T15:40:22.488"/>
-    </inkml:context>
-    <inkml:brush xml:id="br0">
-      <inkml:brushProperty name="width" value="0.05" units="cm"/>
-      <inkml:brushProperty name="height" value="0.05" units="cm"/>
-      <inkml:brushProperty name="color" value="#E71224"/>
-    </inkml:brush>
-  </inkml:definitions>
-  <inkml:trace contextRef="#ctx0" brushRef="#br0">1116 1495 24575,'-1'1'0,"1"-1"0,-1 1 0,1-1 0,-1 1 0,1-1 0,-1 0 0,1 1 0,-1-1 0,1 1 0,-1-1 0,0 0 0,1 0 0,-1 1 0,1-1 0,-1 0 0,0 0 0,1 0 0,-1 0 0,0 0 0,1 0 0,-1 0 0,0 0 0,0 0 0,-21 1 0,-2-4 0,0 0 0,1-1 0,0-2 0,-43-15 0,-90-48 0,99 40 0,1-2 0,1-3 0,2-2 0,2-3 0,-83-79 0,107 89 0,2 0 0,1-2 0,1 0 0,-25-49 0,34 53 0,2 0 0,0-1 0,2-1 0,1 0 0,2 0 0,-5-40 0,8 42 0,2-1 0,2 1 0,0-1 0,2 0 0,1 1 0,1-1 0,10-35 0,-8 44 0,0 0 0,1 1 0,2 0 0,0 0 0,0 1 0,2 0 0,0 0 0,1 1 0,0 1 0,2 0 0,15-14 0,-2 8-24,1 1 0,0 1 0,1 2 0,1 0 0,1 3 0,0 0-1,1 2 1,0 1 0,65-12 0,-20 10-88,0 4 0,1 3 0,96 6 0,-75 4 37,156 28 0,-196-20 78,-2 2 0,0 2 0,109 49 0,-144-55-4,-1 2 0,-1 0 0,0 1-1,-1 1 1,0 0 0,-1 2 0,-1 0 0,0 1-1,21 30 1,-27-32 13,-2 1-1,0 0 1,0 1-1,-2 0 1,0 0-1,-1 0 1,-1 1-1,0 0 1,-2 0-1,0 1 1,0-1 0,-2 33-1,-2-24 80,-1-1 1,-2 1-1,0-1 0,-2 0 0,-1-1 0,-17 44 1,9-35-67,-2-1 0,-1 0 0,-2-2 0,-29 37 0,1-12-72,-3-1-1,-3-3 1,-1-2 0,-80 54 0,57-51-26,-1-3-1,-3-4 1,-1-3 0,-2-4-1,-2-3 1,-2-5 0,0-3-1,-2-5 1,-1-3 0,-157 13-1,82-30 74,138-5 0,1-1 0,-1-1 0,-46-14 0,68 16-120,-1 0 0,1-1-1,-1 0 1,1 0-1,0 0 1,0-1 0,0-1-1,1 1 1,-11-10-1,1-7-5898</inkml:trace>
-</inkml:ink>
-</file>
-
 <file path=word/theme/theme1.xml><?xml version="1.0" encoding="utf-8"?>
 <a:theme xmlns:a="http://schemas.openxmlformats.org/drawingml/2006/main" name="Office 佈景主題">
   <a:themeElements>

--- a/Formula for linear layer.docx
+++ b/Formula for linear layer.docx
@@ -2839,17 +2839,8 @@
           <w:rFonts w:hint="eastAsia"/>
           <w:lang w:eastAsia="zh-CN"/>
         </w:rPr>
-        <w:t xml:space="preserve">eight </w:t>
+        <w:t>eight stationary</w:t>
       </w:r>
-      <w:proofErr w:type="gramStart"/>
-      <w:r>
-        <w:rPr>
-          <w:rFonts w:hint="eastAsia"/>
-          <w:lang w:eastAsia="zh-CN"/>
-        </w:rPr>
-        <w:t>stationary</w:t>
-      </w:r>
-      <w:proofErr w:type="gramEnd"/>
     </w:p>
     <w:p>
       <w:pPr>
@@ -5720,17 +5711,8 @@
           <w:rFonts w:hint="eastAsia"/>
           <w:lang w:eastAsia="zh-CN"/>
         </w:rPr>
-        <w:t xml:space="preserve">nput </w:t>
+        <w:t>nput stationary</w:t>
       </w:r>
-      <w:proofErr w:type="gramStart"/>
-      <w:r>
-        <w:rPr>
-          <w:rFonts w:hint="eastAsia"/>
-          <w:lang w:eastAsia="zh-CN"/>
-        </w:rPr>
-        <w:t>stationary</w:t>
-      </w:r>
-      <w:proofErr w:type="gramEnd"/>
     </w:p>
     <w:p>
       <w:pPr>
@@ -8623,10 +8605,10 @@
           <w:lang w:eastAsia="zh-CN"/>
         </w:rPr>
         <w:drawing>
-          <wp:inline distT="0" distB="0" distL="0" distR="0" wp14:anchorId="720E3477" wp14:editId="57A9F500">
-            <wp:extent cx="5266055" cy="3390900"/>
-            <wp:effectExtent l="0" t="0" r="0" b="0"/>
-            <wp:docPr id="450580998" name="圖片 1"/>
+          <wp:inline distT="0" distB="0" distL="0" distR="0" wp14:anchorId="5A233DAE" wp14:editId="57B6AA24">
+            <wp:extent cx="5264150" cy="2241550"/>
+            <wp:effectExtent l="0" t="0" r="0" b="6350"/>
+            <wp:docPr id="535208055" name="圖片 1"/>
             <wp:cNvGraphicFramePr>
               <a:graphicFrameLocks xmlns:a="http://schemas.openxmlformats.org/drawingml/2006/main" noChangeAspect="1"/>
             </wp:cNvGraphicFramePr>
@@ -8655,7 +8637,7 @@
                   <pic:spPr bwMode="auto">
                     <a:xfrm>
                       <a:off x="0" y="0"/>
-                      <a:ext cx="5266055" cy="3390900"/>
+                      <a:ext cx="5264150" cy="2241550"/>
                     </a:xfrm>
                     <a:prstGeom prst="rect">
                       <a:avLst/>
@@ -8694,7 +8676,7 @@
           <w:lang w:eastAsia="zh-CN"/>
         </w:rPr>
         <w:drawing>
-          <wp:inline distT="0" distB="0" distL="0" distR="0" wp14:anchorId="5EF7E51A" wp14:editId="673C6C84">
+          <wp:inline distT="0" distB="0" distL="0" distR="0" wp14:anchorId="5EF7E51A" wp14:editId="619E50B4">
             <wp:extent cx="5271135" cy="3437255"/>
             <wp:effectExtent l="0" t="0" r="5715" b="0"/>
             <wp:docPr id="2121954812" name="圖片 5"/>
@@ -8901,7 +8883,6 @@
           <w:lang w:eastAsia="zh-CN"/>
         </w:rPr>
       </w:pPr>
-      <w:proofErr w:type="spellStart"/>
       <w:r>
         <w:rPr>
           <w:rFonts w:eastAsia="DengXian"/>
@@ -8916,7 +8897,6 @@
         </w:rPr>
         <w:t>rc</w:t>
       </w:r>
-      <w:proofErr w:type="spellEnd"/>
     </w:p>
     <w:p>
       <w:pPr>
@@ -9077,21 +9057,12 @@
         </w:rPr>
         <w:t>在模擬的時候的用法，由</w:t>
       </w:r>
-      <w:proofErr w:type="spellStart"/>
       <w:r>
         <w:rPr>
           <w:rFonts w:eastAsia="DengXian" w:hint="eastAsia"/>
           <w:lang w:eastAsia="zh-CN"/>
         </w:rPr>
-        <w:t>read_data</w:t>
-      </w:r>
-      <w:proofErr w:type="spellEnd"/>
-      <w:r>
-        <w:rPr>
-          <w:rFonts w:eastAsia="DengXian" w:hint="eastAsia"/>
-          <w:lang w:eastAsia="zh-CN"/>
-        </w:rPr>
-        <w:t>()</w:t>
+        <w:t>read_data()</w:t>
       </w:r>
       <w:r>
         <w:rPr>
@@ -9100,21 +9071,12 @@
         </w:rPr>
         <w:t>和</w:t>
       </w:r>
-      <w:proofErr w:type="spellStart"/>
       <w:r>
         <w:rPr>
           <w:rFonts w:eastAsia="DengXian" w:hint="eastAsia"/>
           <w:lang w:eastAsia="zh-CN"/>
         </w:rPr>
-        <w:t>write_data</w:t>
-      </w:r>
-      <w:proofErr w:type="spellEnd"/>
-      <w:r>
-        <w:rPr>
-          <w:rFonts w:eastAsia="DengXian" w:hint="eastAsia"/>
-          <w:lang w:eastAsia="zh-CN"/>
-        </w:rPr>
-        <w:t>()</w:t>
+        <w:t>write_data()</w:t>
       </w:r>
       <w:r>
         <w:rPr>
@@ -9174,7 +9136,6 @@
         </w:rPr>
         <w:tab/>
       </w:r>
-      <w:proofErr w:type="spellStart"/>
       <w:r>
         <w:rPr>
           <w:rFonts w:eastAsia="DengXian" w:hint="eastAsia"/>
@@ -9182,7 +9143,6 @@
         </w:rPr>
         <w:t>tb_pe_array</w:t>
       </w:r>
-      <w:proofErr w:type="spellEnd"/>
     </w:p>
     <w:p>
       <w:pPr>

--- a/Formula for linear layer.docx
+++ b/Formula for linear layer.docx
@@ -2839,8 +2839,17 @@
           <w:rFonts w:hint="eastAsia"/>
           <w:lang w:eastAsia="zh-CN"/>
         </w:rPr>
-        <w:t>eight stationary</w:t>
+        <w:t xml:space="preserve">eight </w:t>
       </w:r>
+      <w:proofErr w:type="gramStart"/>
+      <w:r>
+        <w:rPr>
+          <w:rFonts w:hint="eastAsia"/>
+          <w:lang w:eastAsia="zh-CN"/>
+        </w:rPr>
+        <w:t>stationary</w:t>
+      </w:r>
+      <w:proofErr w:type="gramEnd"/>
     </w:p>
     <w:p>
       <w:pPr>
@@ -5711,8 +5720,17 @@
           <w:rFonts w:hint="eastAsia"/>
           <w:lang w:eastAsia="zh-CN"/>
         </w:rPr>
-        <w:t>nput stationary</w:t>
+        <w:t xml:space="preserve">nput </w:t>
       </w:r>
+      <w:proofErr w:type="gramStart"/>
+      <w:r>
+        <w:rPr>
+          <w:rFonts w:hint="eastAsia"/>
+          <w:lang w:eastAsia="zh-CN"/>
+        </w:rPr>
+        <w:t>stationary</w:t>
+      </w:r>
+      <w:proofErr w:type="gramEnd"/>
     </w:p>
     <w:p>
       <w:pPr>
@@ -8676,7 +8694,7 @@
           <w:lang w:eastAsia="zh-CN"/>
         </w:rPr>
         <w:drawing>
-          <wp:inline distT="0" distB="0" distL="0" distR="0" wp14:anchorId="5EF7E51A" wp14:editId="619E50B4">
+          <wp:inline distT="0" distB="0" distL="0" distR="0" wp14:anchorId="5EF7E51A" wp14:editId="67F9B3FD">
             <wp:extent cx="5271135" cy="3437255"/>
             <wp:effectExtent l="0" t="0" r="5715" b="0"/>
             <wp:docPr id="2121954812" name="圖片 5"/>
@@ -8848,6 +8866,7 @@
       <w:pPr>
         <w:rPr>
           <w:rFonts w:eastAsia="DengXian"/>
+          <w:noProof/>
           <w:lang w:eastAsia="zh-CN"/>
         </w:rPr>
       </w:pPr>
@@ -8859,6 +8878,64 @@
           <w:lang w:eastAsia="zh-CN"/>
         </w:rPr>
       </w:pPr>
+      <w:r>
+        <w:rPr>
+          <w:noProof/>
+        </w:rPr>
+        <w:drawing>
+          <wp:inline distT="0" distB="0" distL="0" distR="0" wp14:anchorId="522CDE2A" wp14:editId="0F4679DD">
+            <wp:extent cx="5423026" cy="1380654"/>
+            <wp:effectExtent l="0" t="0" r="0" b="0"/>
+            <wp:docPr id="1743498514" name="圖片 1" descr="一張含有 文字, 螢幕擷取畫面, 字型, 數字 的圖片&#10;&#10;AI 產生的內容可能不正確。"/>
+            <wp:cNvGraphicFramePr>
+              <a:graphicFrameLocks xmlns:a="http://schemas.openxmlformats.org/drawingml/2006/main" noChangeAspect="1"/>
+            </wp:cNvGraphicFramePr>
+            <a:graphic xmlns:a="http://schemas.openxmlformats.org/drawingml/2006/main">
+              <a:graphicData uri="http://schemas.openxmlformats.org/drawingml/2006/picture">
+                <pic:pic xmlns:pic="http://schemas.openxmlformats.org/drawingml/2006/picture">
+                  <pic:nvPicPr>
+                    <pic:cNvPr id="1743498514" name="圖片 1" descr="一張含有 文字, 螢幕擷取畫面, 字型, 數字 的圖片&#10;&#10;AI 產生的內容可能不正確。"/>
+                    <pic:cNvPicPr>
+                      <a:picLocks noChangeAspect="1" noChangeArrowheads="1"/>
+                    </pic:cNvPicPr>
+                  </pic:nvPicPr>
+                  <pic:blipFill rotWithShape="1">
+                    <a:blip r:embed="rId11" cstate="print">
+                      <a:extLst>
+                        <a:ext uri="{28A0092B-C50C-407E-A947-70E740481C1C}">
+                          <a14:useLocalDpi xmlns:a14="http://schemas.microsoft.com/office/drawing/2010/main" val="0"/>
+                        </a:ext>
+                      </a:extLst>
+                    </a:blip>
+                    <a:srcRect l="1" t="41389" r="-2846" b="20919"/>
+                    <a:stretch>
+                      <a:fillRect/>
+                    </a:stretch>
+                  </pic:blipFill>
+                  <pic:spPr bwMode="auto">
+                    <a:xfrm>
+                      <a:off x="0" y="0"/>
+                      <a:ext cx="5424438" cy="1381013"/>
+                    </a:xfrm>
+                    <a:prstGeom prst="rect">
+                      <a:avLst/>
+                    </a:prstGeom>
+                    <a:noFill/>
+                    <a:ln>
+                      <a:noFill/>
+                    </a:ln>
+                    <a:extLst>
+                      <a:ext uri="{53640926-AAD7-44D8-BBD7-CCE9431645EC}">
+                        <a14:shadowObscured xmlns:a14="http://schemas.microsoft.com/office/drawing/2010/main"/>
+                      </a:ext>
+                    </a:extLst>
+                  </pic:spPr>
+                </pic:pic>
+              </a:graphicData>
+            </a:graphic>
+          </wp:inline>
+        </w:drawing>
+      </w:r>
     </w:p>
     <w:p>
       <w:pPr>
@@ -8883,6 +8960,15 @@
           <w:lang w:eastAsia="zh-CN"/>
         </w:rPr>
       </w:pPr>
+    </w:p>
+    <w:p>
+      <w:pPr>
+        <w:rPr>
+          <w:rFonts w:eastAsia="DengXian"/>
+          <w:lang w:eastAsia="zh-CN"/>
+        </w:rPr>
+      </w:pPr>
+      <w:proofErr w:type="spellStart"/>
       <w:r>
         <w:rPr>
           <w:rFonts w:eastAsia="DengXian"/>
@@ -8897,6 +8983,7 @@
         </w:rPr>
         <w:t>rc</w:t>
       </w:r>
+      <w:proofErr w:type="spellEnd"/>
     </w:p>
     <w:p>
       <w:pPr>
@@ -8989,15 +9076,7 @@
           <w:rFonts w:eastAsia="DengXian" w:hint="eastAsia"/>
           <w:lang w:eastAsia="zh-CN"/>
         </w:rPr>
-        <w:t>預計都用這個的，</w:t>
-      </w:r>
-      <w:r>
-        <w:rPr>
-          <w:rFonts w:eastAsia="DengXian" w:hint="eastAsia"/>
-          <w:lang w:eastAsia="zh-CN"/>
-        </w:rPr>
-        <w:lastRenderedPageBreak/>
-        <w:t>只是</w:t>
+        <w:t>預計都用這個的，只是</w:t>
       </w:r>
       <w:r>
         <w:rPr>
@@ -9057,12 +9136,21 @@
         </w:rPr>
         <w:t>在模擬的時候的用法，由</w:t>
       </w:r>
+      <w:proofErr w:type="spellStart"/>
       <w:r>
         <w:rPr>
           <w:rFonts w:eastAsia="DengXian" w:hint="eastAsia"/>
           <w:lang w:eastAsia="zh-CN"/>
         </w:rPr>
-        <w:t>read_data()</w:t>
+        <w:t>read_data</w:t>
+      </w:r>
+      <w:proofErr w:type="spellEnd"/>
+      <w:r>
+        <w:rPr>
+          <w:rFonts w:eastAsia="DengXian" w:hint="eastAsia"/>
+          <w:lang w:eastAsia="zh-CN"/>
+        </w:rPr>
+        <w:t>()</w:t>
       </w:r>
       <w:r>
         <w:rPr>
@@ -9071,12 +9159,21 @@
         </w:rPr>
         <w:t>和</w:t>
       </w:r>
+      <w:proofErr w:type="spellStart"/>
       <w:r>
         <w:rPr>
           <w:rFonts w:eastAsia="DengXian" w:hint="eastAsia"/>
           <w:lang w:eastAsia="zh-CN"/>
         </w:rPr>
-        <w:t>write_data()</w:t>
+        <w:t>write_data</w:t>
+      </w:r>
+      <w:proofErr w:type="spellEnd"/>
+      <w:r>
+        <w:rPr>
+          <w:rFonts w:eastAsia="DengXian" w:hint="eastAsia"/>
+          <w:lang w:eastAsia="zh-CN"/>
+        </w:rPr>
+        <w:t>()</w:t>
       </w:r>
       <w:r>
         <w:rPr>
@@ -9136,6 +9233,7 @@
         </w:rPr>
         <w:tab/>
       </w:r>
+      <w:proofErr w:type="spellStart"/>
       <w:r>
         <w:rPr>
           <w:rFonts w:eastAsia="DengXian" w:hint="eastAsia"/>
@@ -9143,6 +9241,7 @@
         </w:rPr>
         <w:t>tb_pe_array</w:t>
       </w:r>
+      <w:proofErr w:type="spellEnd"/>
     </w:p>
     <w:p>
       <w:pPr>

--- a/Formula for linear layer.docx
+++ b/Formula for linear layer.docx
@@ -2839,17 +2839,8 @@
           <w:rFonts w:hint="eastAsia"/>
           <w:lang w:eastAsia="zh-CN"/>
         </w:rPr>
-        <w:t xml:space="preserve">eight </w:t>
+        <w:t>eight stationary</w:t>
       </w:r>
-      <w:proofErr w:type="gramStart"/>
-      <w:r>
-        <w:rPr>
-          <w:rFonts w:hint="eastAsia"/>
-          <w:lang w:eastAsia="zh-CN"/>
-        </w:rPr>
-        <w:t>stationary</w:t>
-      </w:r>
-      <w:proofErr w:type="gramEnd"/>
     </w:p>
     <w:p>
       <w:pPr>
@@ -5720,17 +5711,8 @@
           <w:rFonts w:hint="eastAsia"/>
           <w:lang w:eastAsia="zh-CN"/>
         </w:rPr>
-        <w:t xml:space="preserve">nput </w:t>
+        <w:t>nput stationary</w:t>
       </w:r>
-      <w:proofErr w:type="gramStart"/>
-      <w:r>
-        <w:rPr>
-          <w:rFonts w:hint="eastAsia"/>
-          <w:lang w:eastAsia="zh-CN"/>
-        </w:rPr>
-        <w:t>stationary</w:t>
-      </w:r>
-      <w:proofErr w:type="gramEnd"/>
     </w:p>
     <w:p>
       <w:pPr>
@@ -8694,7 +8676,7 @@
           <w:lang w:eastAsia="zh-CN"/>
         </w:rPr>
         <w:drawing>
-          <wp:inline distT="0" distB="0" distL="0" distR="0" wp14:anchorId="5EF7E51A" wp14:editId="67F9B3FD">
+          <wp:inline distT="0" distB="0" distL="0" distR="0" wp14:anchorId="5EF7E51A" wp14:editId="47279467">
             <wp:extent cx="5271135" cy="3437255"/>
             <wp:effectExtent l="0" t="0" r="5715" b="0"/>
             <wp:docPr id="2121954812" name="圖片 5"/>
@@ -8968,7 +8950,6 @@
           <w:lang w:eastAsia="zh-CN"/>
         </w:rPr>
       </w:pPr>
-      <w:proofErr w:type="spellStart"/>
       <w:r>
         <w:rPr>
           <w:rFonts w:eastAsia="DengXian"/>
@@ -8983,7 +8964,6 @@
         </w:rPr>
         <w:t>rc</w:t>
       </w:r>
-      <w:proofErr w:type="spellEnd"/>
     </w:p>
     <w:p>
       <w:pPr>
@@ -9136,21 +9116,12 @@
         </w:rPr>
         <w:t>在模擬的時候的用法，由</w:t>
       </w:r>
-      <w:proofErr w:type="spellStart"/>
       <w:r>
         <w:rPr>
           <w:rFonts w:eastAsia="DengXian" w:hint="eastAsia"/>
           <w:lang w:eastAsia="zh-CN"/>
         </w:rPr>
-        <w:t>read_data</w:t>
-      </w:r>
-      <w:proofErr w:type="spellEnd"/>
-      <w:r>
-        <w:rPr>
-          <w:rFonts w:eastAsia="DengXian" w:hint="eastAsia"/>
-          <w:lang w:eastAsia="zh-CN"/>
-        </w:rPr>
-        <w:t>()</w:t>
+        <w:t>read_data()</w:t>
       </w:r>
       <w:r>
         <w:rPr>
@@ -9159,21 +9130,12 @@
         </w:rPr>
         <w:t>和</w:t>
       </w:r>
-      <w:proofErr w:type="spellStart"/>
       <w:r>
         <w:rPr>
           <w:rFonts w:eastAsia="DengXian" w:hint="eastAsia"/>
           <w:lang w:eastAsia="zh-CN"/>
         </w:rPr>
-        <w:t>write_data</w:t>
-      </w:r>
-      <w:proofErr w:type="spellEnd"/>
-      <w:r>
-        <w:rPr>
-          <w:rFonts w:eastAsia="DengXian" w:hint="eastAsia"/>
-          <w:lang w:eastAsia="zh-CN"/>
-        </w:rPr>
-        <w:t>()</w:t>
+        <w:t>write_data()</w:t>
       </w:r>
       <w:r>
         <w:rPr>
@@ -9233,7 +9195,6 @@
         </w:rPr>
         <w:tab/>
       </w:r>
-      <w:proofErr w:type="spellStart"/>
       <w:r>
         <w:rPr>
           <w:rFonts w:eastAsia="DengXian" w:hint="eastAsia"/>
@@ -9241,7 +9202,6 @@
         </w:rPr>
         <w:t>tb_pe_array</w:t>
       </w:r>
-      <w:proofErr w:type="spellEnd"/>
     </w:p>
     <w:p>
       <w:pPr>

--- a/Formula for linear layer.docx
+++ b/Formula for linear layer.docx
@@ -2839,8 +2839,17 @@
           <w:rFonts w:hint="eastAsia"/>
           <w:lang w:eastAsia="zh-CN"/>
         </w:rPr>
-        <w:t>eight stationary</w:t>
+        <w:t xml:space="preserve">eight </w:t>
       </w:r>
+      <w:proofErr w:type="gramStart"/>
+      <w:r>
+        <w:rPr>
+          <w:rFonts w:hint="eastAsia"/>
+          <w:lang w:eastAsia="zh-CN"/>
+        </w:rPr>
+        <w:t>stationary</w:t>
+      </w:r>
+      <w:proofErr w:type="gramEnd"/>
     </w:p>
     <w:p>
       <w:pPr>
@@ -5711,8 +5720,17 @@
           <w:rFonts w:hint="eastAsia"/>
           <w:lang w:eastAsia="zh-CN"/>
         </w:rPr>
-        <w:t>nput stationary</w:t>
+        <w:t xml:space="preserve">nput </w:t>
       </w:r>
+      <w:proofErr w:type="gramStart"/>
+      <w:r>
+        <w:rPr>
+          <w:rFonts w:hint="eastAsia"/>
+          <w:lang w:eastAsia="zh-CN"/>
+        </w:rPr>
+        <w:t>stationary</w:t>
+      </w:r>
+      <w:proofErr w:type="gramEnd"/>
     </w:p>
     <w:p>
       <w:pPr>
@@ -8676,7 +8694,7 @@
           <w:lang w:eastAsia="zh-CN"/>
         </w:rPr>
         <w:drawing>
-          <wp:inline distT="0" distB="0" distL="0" distR="0" wp14:anchorId="5EF7E51A" wp14:editId="47279467">
+          <wp:inline distT="0" distB="0" distL="0" distR="0" wp14:anchorId="5EF7E51A" wp14:editId="47A66486">
             <wp:extent cx="5271135" cy="3437255"/>
             <wp:effectExtent l="0" t="0" r="5715" b="0"/>
             <wp:docPr id="2121954812" name="圖片 5"/>
@@ -8687,7 +8705,7 @@
               <a:graphicData uri="http://schemas.openxmlformats.org/drawingml/2006/picture">
                 <pic:pic xmlns:pic="http://schemas.openxmlformats.org/drawingml/2006/picture">
                   <pic:nvPicPr>
-                    <pic:cNvPr id="0" name="Picture 5"/>
+                    <pic:cNvPr id="2121954812" name="圖片 5"/>
                     <pic:cNvPicPr>
                       <a:picLocks noChangeAspect="1" noChangeArrowheads="1"/>
                     </pic:cNvPicPr>
@@ -8740,7 +8758,7 @@
         </w:rPr>
         <w:lastRenderedPageBreak/>
         <w:drawing>
-          <wp:inline distT="0" distB="0" distL="0" distR="0" wp14:anchorId="3D09BE9F" wp14:editId="2743517F">
+          <wp:inline distT="0" distB="0" distL="0" distR="0" wp14:anchorId="3D09BE9F" wp14:editId="7287438A">
             <wp:extent cx="5271135" cy="3642995"/>
             <wp:effectExtent l="0" t="0" r="5715" b="0"/>
             <wp:docPr id="444109740" name="圖片 1"/>
@@ -8751,7 +8769,7 @@
               <a:graphicData uri="http://schemas.openxmlformats.org/drawingml/2006/picture">
                 <pic:pic xmlns:pic="http://schemas.openxmlformats.org/drawingml/2006/picture">
                   <pic:nvPicPr>
-                    <pic:cNvPr id="0" name="Picture 1"/>
+                    <pic:cNvPr id="444109740" name="圖片 1"/>
                     <pic:cNvPicPr>
                       <a:picLocks noChangeAspect="1" noChangeArrowheads="1"/>
                     </pic:cNvPicPr>
@@ -8950,6 +8968,7 @@
           <w:lang w:eastAsia="zh-CN"/>
         </w:rPr>
       </w:pPr>
+      <w:proofErr w:type="spellStart"/>
       <w:r>
         <w:rPr>
           <w:rFonts w:eastAsia="DengXian"/>
@@ -8964,6 +8983,7 @@
         </w:rPr>
         <w:t>rc</w:t>
       </w:r>
+      <w:proofErr w:type="spellEnd"/>
     </w:p>
     <w:p>
       <w:pPr>
@@ -9116,12 +9136,21 @@
         </w:rPr>
         <w:t>在模擬的時候的用法，由</w:t>
       </w:r>
+      <w:proofErr w:type="spellStart"/>
       <w:r>
         <w:rPr>
           <w:rFonts w:eastAsia="DengXian" w:hint="eastAsia"/>
           <w:lang w:eastAsia="zh-CN"/>
         </w:rPr>
-        <w:t>read_data()</w:t>
+        <w:t>read_data</w:t>
+      </w:r>
+      <w:proofErr w:type="spellEnd"/>
+      <w:r>
+        <w:rPr>
+          <w:rFonts w:eastAsia="DengXian" w:hint="eastAsia"/>
+          <w:lang w:eastAsia="zh-CN"/>
+        </w:rPr>
+        <w:t>()</w:t>
       </w:r>
       <w:r>
         <w:rPr>
@@ -9130,12 +9159,21 @@
         </w:rPr>
         <w:t>和</w:t>
       </w:r>
+      <w:proofErr w:type="spellStart"/>
       <w:r>
         <w:rPr>
           <w:rFonts w:eastAsia="DengXian" w:hint="eastAsia"/>
           <w:lang w:eastAsia="zh-CN"/>
         </w:rPr>
-        <w:t>write_data()</w:t>
+        <w:t>write_data</w:t>
+      </w:r>
+      <w:proofErr w:type="spellEnd"/>
+      <w:r>
+        <w:rPr>
+          <w:rFonts w:eastAsia="DengXian" w:hint="eastAsia"/>
+          <w:lang w:eastAsia="zh-CN"/>
+        </w:rPr>
+        <w:t>()</w:t>
       </w:r>
       <w:r>
         <w:rPr>
@@ -9195,6 +9233,7 @@
         </w:rPr>
         <w:tab/>
       </w:r>
+      <w:proofErr w:type="spellStart"/>
       <w:r>
         <w:rPr>
           <w:rFonts w:eastAsia="DengXian" w:hint="eastAsia"/>
@@ -9202,6 +9241,7 @@
         </w:rPr>
         <w:t>tb_pe_array</w:t>
       </w:r>
+      <w:proofErr w:type="spellEnd"/>
     </w:p>
     <w:p>
       <w:pPr>

--- a/Formula for linear layer.docx
+++ b/Formula for linear layer.docx
@@ -8694,7 +8694,7 @@
           <w:lang w:eastAsia="zh-CN"/>
         </w:rPr>
         <w:drawing>
-          <wp:inline distT="0" distB="0" distL="0" distR="0" wp14:anchorId="5EF7E51A" wp14:editId="47A66486">
+          <wp:inline distT="0" distB="0" distL="0" distR="0" wp14:anchorId="5EF7E51A" wp14:editId="75B9A5CB">
             <wp:extent cx="5271135" cy="3437255"/>
             <wp:effectExtent l="0" t="0" r="5715" b="0"/>
             <wp:docPr id="2121954812" name="圖片 5"/>
@@ -8861,6 +8861,279 @@
           </wp:inline>
         </w:drawing>
       </w:r>
+    </w:p>
+    <w:p>
+      <w:pPr>
+        <w:rPr>
+          <w:rFonts w:eastAsia="DengXian"/>
+          <w:noProof/>
+          <w:lang w:eastAsia="zh-CN"/>
+        </w:rPr>
+      </w:pPr>
+      <w:r>
+        <w:rPr>
+          <w:rFonts w:eastAsia="DengXian"/>
+          <w:noProof/>
+          <w:lang w:eastAsia="zh-CN"/>
+        </w:rPr>
+        <w:t>DRAM_ifmap_base</w:t>
+      </w:r>
+      <w:r>
+        <w:rPr>
+          <w:rFonts w:eastAsia="DengXian" w:hint="eastAsia"/>
+          <w:noProof/>
+          <w:lang w:eastAsia="zh-CN"/>
+        </w:rPr>
+        <w:t xml:space="preserve"> = 0;</w:t>
+      </w:r>
+    </w:p>
+    <w:p>
+      <w:pPr>
+        <w:rPr>
+          <w:rFonts w:eastAsia="DengXian"/>
+          <w:noProof/>
+          <w:lang w:eastAsia="zh-CN"/>
+        </w:rPr>
+      </w:pPr>
+      <w:r>
+        <w:rPr>
+          <w:rFonts w:eastAsia="DengXian"/>
+          <w:noProof/>
+          <w:lang w:eastAsia="zh-CN"/>
+        </w:rPr>
+        <w:t>DRAM_weight_base = DRAM_ifmap_base + in_features.size();//in_div4 * shape.B;</w:t>
+      </w:r>
+    </w:p>
+    <w:p>
+      <w:pPr>
+        <w:rPr>
+          <w:rFonts w:eastAsia="DengXian"/>
+          <w:noProof/>
+          <w:lang w:eastAsia="zh-CN"/>
+        </w:rPr>
+      </w:pPr>
+      <w:r>
+        <w:rPr>
+          <w:rFonts w:eastAsia="DengXian"/>
+          <w:noProof/>
+          <w:lang w:eastAsia="zh-CN"/>
+        </w:rPr>
+        <w:t>DRAM_PSUM_base = DRAM_weight_base + weights.size();</w:t>
+      </w:r>
+    </w:p>
+    <w:p>
+      <w:pPr>
+        <w:rPr>
+          <w:rFonts w:eastAsia="DengXian"/>
+          <w:noProof/>
+          <w:lang w:eastAsia="zh-CN"/>
+        </w:rPr>
+      </w:pPr>
+      <w:r>
+        <w:rPr>
+          <w:rFonts w:eastAsia="DengXian"/>
+          <w:noProof/>
+          <w:lang w:eastAsia="zh-CN"/>
+        </w:rPr>
+        <w:t>GLB_ifmap_base = 0;</w:t>
+      </w:r>
+    </w:p>
+    <w:p>
+      <w:pPr>
+        <w:rPr>
+          <w:rFonts w:eastAsia="DengXian"/>
+          <w:noProof/>
+          <w:lang w:eastAsia="zh-CN"/>
+        </w:rPr>
+      </w:pPr>
+      <w:r>
+        <w:rPr>
+          <w:rFonts w:eastAsia="DengXian"/>
+          <w:noProof/>
+          <w:lang w:eastAsia="zh-CN"/>
+        </w:rPr>
+        <w:t>GLB_weight_base = GLB_ifmap_base + map.K * PE::IFMAP_SIZE * map.M;</w:t>
+      </w:r>
+    </w:p>
+    <w:p>
+      <w:pPr>
+        <w:rPr>
+          <w:rFonts w:eastAsia="DengXian"/>
+          <w:noProof/>
+          <w:lang w:eastAsia="zh-CN"/>
+        </w:rPr>
+      </w:pPr>
+      <w:r>
+        <w:rPr>
+          <w:rFonts w:eastAsia="DengXian"/>
+          <w:noProof/>
+          <w:lang w:eastAsia="zh-CN"/>
+        </w:rPr>
+        <w:t>GLB_psum_base = GLB_weight_base + map.K * PE::IFMAP_SIZE * map.N * PE::WEIGHT_H;</w:t>
+      </w:r>
+    </w:p>
+    <w:p>
+      <w:pPr>
+        <w:rPr>
+          <w:rFonts w:eastAsia="DengXian"/>
+          <w:noProof/>
+          <w:lang w:eastAsia="zh-CN"/>
+        </w:rPr>
+      </w:pPr>
+      <w:r>
+        <w:rPr>
+          <w:rFonts w:eastAsia="DengXian"/>
+          <w:noProof/>
+          <w:lang w:eastAsia="zh-CN"/>
+        </w:rPr>
+        <w:lastRenderedPageBreak/>
+        <w:t>DRAM_PSUM_idx = outf;</w:t>
+      </w:r>
+    </w:p>
+    <w:p>
+      <w:pPr>
+        <w:rPr>
+          <w:rFonts w:eastAsia="DengXian" w:hint="eastAsia"/>
+          <w:noProof/>
+          <w:lang w:eastAsia="zh-CN"/>
+        </w:rPr>
+      </w:pPr>
+      <w:r>
+        <w:rPr>
+          <w:rFonts w:eastAsia="DengXian"/>
+          <w:noProof/>
+          <w:lang w:eastAsia="zh-CN"/>
+        </w:rPr>
+        <w:tab/>
+        <w:t>S</w:t>
+      </w:r>
+      <w:r>
+        <w:rPr>
+          <w:rFonts w:eastAsia="DengXian" w:hint="eastAsia"/>
+          <w:noProof/>
+          <w:lang w:eastAsia="zh-CN"/>
+        </w:rPr>
+        <w:t xml:space="preserve">ize = </w:t>
+      </w:r>
+      <w:r>
+        <w:rPr>
+          <w:rFonts w:eastAsia="DengXian"/>
+          <w:noProof/>
+          <w:lang w:eastAsia="zh-CN"/>
+        </w:rPr>
+        <w:t>map.N * PE::WEIGHT_H</w:t>
+      </w:r>
+    </w:p>
+    <w:p>
+      <w:pPr>
+        <w:rPr>
+          <w:rFonts w:eastAsia="DengXian"/>
+          <w:noProof/>
+          <w:lang w:eastAsia="zh-CN"/>
+        </w:rPr>
+      </w:pPr>
+      <w:r>
+        <w:rPr>
+          <w:rFonts w:eastAsia="DengXian"/>
+          <w:noProof/>
+          <w:lang w:eastAsia="zh-CN"/>
+        </w:rPr>
+        <w:t>DRAM_WEIGHT_idx = (inf * shape.out_features + outf);</w:t>
+      </w:r>
+    </w:p>
+    <w:p>
+      <w:pPr>
+        <w:rPr>
+          <w:rFonts w:eastAsia="DengXian" w:hint="eastAsia"/>
+          <w:noProof/>
+          <w:lang w:eastAsia="zh-CN"/>
+        </w:rPr>
+      </w:pPr>
+      <w:r>
+        <w:rPr>
+          <w:rFonts w:eastAsia="DengXian"/>
+          <w:noProof/>
+          <w:lang w:eastAsia="zh-CN"/>
+        </w:rPr>
+        <w:tab/>
+        <w:t>S</w:t>
+      </w:r>
+      <w:r>
+        <w:rPr>
+          <w:rFonts w:eastAsia="DengXian" w:hint="eastAsia"/>
+          <w:noProof/>
+          <w:lang w:eastAsia="zh-CN"/>
+        </w:rPr>
+        <w:t xml:space="preserve">ize = </w:t>
+      </w:r>
+      <w:r>
+        <w:rPr>
+          <w:rFonts w:eastAsia="DengXian"/>
+          <w:noProof/>
+          <w:lang w:eastAsia="zh-CN"/>
+        </w:rPr>
+        <w:t>map.N * PE::WEIGHT_H</w:t>
+      </w:r>
+    </w:p>
+    <w:p>
+      <w:pPr>
+        <w:rPr>
+          <w:rFonts w:eastAsia="DengXian"/>
+          <w:noProof/>
+          <w:lang w:eastAsia="zh-CN"/>
+        </w:rPr>
+      </w:pPr>
+      <w:r>
+        <w:rPr>
+          <w:rFonts w:eastAsia="DengXian"/>
+          <w:noProof/>
+          <w:lang w:eastAsia="zh-CN"/>
+        </w:rPr>
+        <w:t>DRAM_IFMAP_idx = b * in_div4 + inf;</w:t>
+      </w:r>
+    </w:p>
+    <w:p>
+      <w:pPr>
+        <w:rPr>
+          <w:rFonts w:eastAsia="DengXian"/>
+          <w:noProof/>
+          <w:lang w:eastAsia="zh-CN"/>
+        </w:rPr>
+      </w:pPr>
+      <w:r>
+        <w:rPr>
+          <w:rFonts w:eastAsia="DengXian"/>
+          <w:noProof/>
+          <w:lang w:eastAsia="zh-CN"/>
+        </w:rPr>
+        <w:tab/>
+        <w:t>S</w:t>
+      </w:r>
+      <w:r>
+        <w:rPr>
+          <w:rFonts w:eastAsia="DengXian" w:hint="eastAsia"/>
+          <w:noProof/>
+          <w:lang w:eastAsia="zh-CN"/>
+        </w:rPr>
+        <w:t xml:space="preserve">ize = </w:t>
+      </w:r>
+      <w:r>
+        <w:rPr>
+          <w:rFonts w:eastAsia="DengXian"/>
+          <w:noProof/>
+          <w:lang w:eastAsia="zh-CN"/>
+        </w:rPr>
+        <w:t>map.K * PE::IFMAP_SIZE</w:t>
+      </w:r>
+    </w:p>
+    <w:p>
+      <w:pPr>
+        <w:rPr>
+          <w:rFonts w:eastAsia="DengXian" w:hint="eastAsia"/>
+          <w:noProof/>
+          <w:lang w:eastAsia="zh-CN"/>
+        </w:rPr>
+      </w:pPr>
     </w:p>
     <w:p>
       <w:pPr>
@@ -9326,7 +9599,15 @@
           <w:rFonts w:eastAsia="DengXian" w:hint="eastAsia"/>
           <w:lang w:eastAsia="zh-CN"/>
         </w:rPr>
-        <w:t>（最簡單）</w:t>
+        <w:t>（最</w:t>
+      </w:r>
+      <w:r>
+        <w:rPr>
+          <w:rFonts w:eastAsia="DengXian" w:hint="eastAsia"/>
+          <w:lang w:eastAsia="zh-CN"/>
+        </w:rPr>
+        <w:lastRenderedPageBreak/>
+        <w:t>簡單）</w:t>
       </w:r>
     </w:p>
     <w:p>
@@ -10247,7 +10528,6 @@
   <w:style w:type="character" w:default="1" w:styleId="a0">
     <w:name w:val="Default Paragraph Font"/>
     <w:uiPriority w:val="1"/>
-    <w:semiHidden/>
     <w:unhideWhenUsed/>
   </w:style>
   <w:style w:type="table" w:default="1" w:styleId="a1">

--- a/Formula for linear layer.docx
+++ b/Formula for linear layer.docx
@@ -8694,7 +8694,7 @@
           <w:lang w:eastAsia="zh-CN"/>
         </w:rPr>
         <w:drawing>
-          <wp:inline distT="0" distB="0" distL="0" distR="0" wp14:anchorId="5EF7E51A" wp14:editId="75B9A5CB">
+          <wp:inline distT="0" distB="0" distL="0" distR="0" wp14:anchorId="5EF7E51A" wp14:editId="38665521">
             <wp:extent cx="5271135" cy="3437255"/>
             <wp:effectExtent l="0" t="0" r="5715" b="0"/>
             <wp:docPr id="2121954812" name="圖片 5"/>
@@ -8975,7 +8975,7 @@
     <w:p>
       <w:pPr>
         <w:rPr>
-          <w:rFonts w:eastAsia="DengXian"/>
+          <w:rFonts w:eastAsia="DengXian" w:hint="eastAsia"/>
           <w:noProof/>
           <w:lang w:eastAsia="zh-CN"/>
         </w:rPr>
@@ -8987,13 +8987,78 @@
           <w:lang w:eastAsia="zh-CN"/>
         </w:rPr>
         <w:lastRenderedPageBreak/>
+        <w:t>DRAM</w:t>
+      </w:r>
+      <w:r>
+        <w:rPr>
+          <w:rFonts w:eastAsia="DengXian" w:hint="eastAsia"/>
+          <w:noProof/>
+          <w:lang w:eastAsia="zh-CN"/>
+        </w:rPr>
+        <w:t>_xxx_idx:</w:t>
+      </w:r>
+      <w:r>
+        <w:rPr>
+          <w:rFonts w:eastAsia="DengXian" w:hint="eastAsia"/>
+          <w:noProof/>
+          <w:lang w:eastAsia="zh-CN"/>
+        </w:rPr>
+        <w:t>要在</w:t>
+      </w:r>
+      <w:r>
+        <w:rPr>
+          <w:rFonts w:eastAsia="DengXian" w:hint="eastAsia"/>
+          <w:noProof/>
+          <w:lang w:eastAsia="zh-CN"/>
+        </w:rPr>
+        <w:t xml:space="preserve">DRAM_xxx_base + </w:t>
+      </w:r>
+      <w:r>
+        <w:rPr>
+          <w:rFonts w:eastAsia="DengXian"/>
+          <w:noProof/>
+          <w:lang w:eastAsia="zh-CN"/>
+        </w:rPr>
+        <w:t>DRAM</w:t>
+      </w:r>
+      <w:r>
+        <w:rPr>
+          <w:rFonts w:eastAsia="DengXian" w:hint="eastAsia"/>
+          <w:noProof/>
+          <w:lang w:eastAsia="zh-CN"/>
+        </w:rPr>
+        <w:t>_xxx_idx</w:t>
+      </w:r>
+      <w:r>
+        <w:rPr>
+          <w:rFonts w:eastAsia="DengXian" w:hint="eastAsia"/>
+          <w:noProof/>
+          <w:lang w:eastAsia="zh-CN"/>
+        </w:rPr>
+        <w:t>的地方開始讀寫</w:t>
+      </w:r>
+    </w:p>
+    <w:p>
+      <w:pPr>
+        <w:rPr>
+          <w:rFonts w:eastAsia="DengXian"/>
+          <w:noProof/>
+          <w:lang w:eastAsia="zh-CN"/>
+        </w:rPr>
+      </w:pPr>
+      <w:r>
+        <w:rPr>
+          <w:rFonts w:eastAsia="DengXian"/>
+          <w:noProof/>
+          <w:lang w:eastAsia="zh-CN"/>
+        </w:rPr>
         <w:t>DRAM_PSUM_idx = outf;</w:t>
       </w:r>
     </w:p>
     <w:p>
       <w:pPr>
         <w:rPr>
-          <w:rFonts w:eastAsia="DengXian" w:hint="eastAsia"/>
+          <w:rFonts w:eastAsia="DengXian"/>
           <w:noProof/>
           <w:lang w:eastAsia="zh-CN"/>
         </w:rPr>
@@ -9044,7 +9109,7 @@
     <w:p>
       <w:pPr>
         <w:rPr>
-          <w:rFonts w:eastAsia="DengXian" w:hint="eastAsia"/>
+          <w:rFonts w:eastAsia="DengXian"/>
           <w:noProof/>
           <w:lang w:eastAsia="zh-CN"/>
         </w:rPr>
@@ -9129,7 +9194,7 @@
     <w:p>
       <w:pPr>
         <w:rPr>
-          <w:rFonts w:eastAsia="DengXian" w:hint="eastAsia"/>
+          <w:rFonts w:eastAsia="DengXian"/>
           <w:noProof/>
           <w:lang w:eastAsia="zh-CN"/>
         </w:rPr>
@@ -9529,6 +9594,7 @@
           <w:rFonts w:eastAsia="DengXian" w:hint="eastAsia"/>
           <w:lang w:eastAsia="zh-CN"/>
         </w:rPr>
+        <w:lastRenderedPageBreak/>
         <w:t>GEMV_no_mem.cpp</w:t>
       </w:r>
       <w:r>
@@ -9599,15 +9665,7 @@
           <w:rFonts w:eastAsia="DengXian" w:hint="eastAsia"/>
           <w:lang w:eastAsia="zh-CN"/>
         </w:rPr>
-        <w:t>（最</w:t>
-      </w:r>
-      <w:r>
-        <w:rPr>
-          <w:rFonts w:eastAsia="DengXian" w:hint="eastAsia"/>
-          <w:lang w:eastAsia="zh-CN"/>
-        </w:rPr>
-        <w:lastRenderedPageBreak/>
-        <w:t>簡單）</w:t>
+        <w:t>（最簡單）</w:t>
       </w:r>
     </w:p>
     <w:p>
@@ -10528,6 +10586,7 @@
   <w:style w:type="character" w:default="1" w:styleId="a0">
     <w:name w:val="Default Paragraph Font"/>
     <w:uiPriority w:val="1"/>
+    <w:semiHidden/>
     <w:unhideWhenUsed/>
   </w:style>
   <w:style w:type="table" w:default="1" w:styleId="a1">
